--- a/docs/content/wrangling_data/wrangling_data_lecture.docx
+++ b/docs/content/wrangling_data/wrangling_data_lecture.docx
@@ -20030,6 +20030,8 @@
     </w:tbl>
     <w:bookmarkEnd w:id="167"/>
     <w:sectPr>
+      <w:pgSz w:h="15840" w:w="12240"/>
+      <w:pgMar w:bottom="720" w:footer="360" w:gutter="0" w:header="360" w:left="1008" w:right="720" w:top="720"/>
       <w:footnotePr>
         <w:numRestart w:val="eachSect"/>
       </w:footnotePr>
@@ -20493,7 +20495,7 @@
     </w:rPrDefault>
     <w:pPrDefault>
       <w:pPr>
-        <w:spacing w:after="100"/>
+        <w:spacing w:after="100" w:before="0"/>
       </w:pPr>
     </w:pPrDefault>
   </w:docDefaults>
@@ -20508,7 +20510,7 @@
     <w:link w:val="BodyTextChar"/>
     <w:qFormat/>
     <w:pPr>
-      <w:spacing w:after="90" w:before="90"/>
+      <w:spacing w:after="90" w:before="0"/>
     </w:pPr>
   </w:style>
   <w:style w:customStyle="1" w:styleId="FirstParagraph" w:type="paragraph">
@@ -20522,7 +20524,7 @@
     <w:basedOn w:val="BodyText"/>
     <w:qFormat/>
     <w:pPr>
-      <w:spacing w:after="20" w:before="20"/>
+      <w:spacing w:after="20" w:before="0"/>
     </w:pPr>
   </w:style>
   <w:style w:styleId="Title" w:type="paragraph">
@@ -20534,7 +20536,7 @@
     <w:qFormat/>
     <w:rsid w:val="00A10FD9"/>
     <w:pPr>
-      <w:spacing w:after="60" w:line="240" w:lineRule="auto"/>
+      <w:spacing w:after="60" w:before="0" w:line="240" w:lineRule="auto"/>
       <w:contextualSpacing/>
       <w:jc w:val="center"/>
     </w:pPr>
@@ -20565,6 +20567,7 @@
     <w:qFormat/>
     <w:rsid w:val="00A10FD9"/>
     <w:pPr>
+      <w:spacing w:before="0"/>
       <w:numPr>
         <w:ilvl w:val="1"/>
       </w:numPr>
@@ -20596,6 +20599,7 @@
     <w:next w:val="BodyText"/>
     <w:qFormat/>
     <w:pPr>
+      <w:spacing w:before="0"/>
       <w:keepNext/>
       <w:keepLines/>
     </w:pPr>
@@ -20610,6 +20614,7 @@
     <w:next w:val="BodyText"/>
     <w:qFormat/>
     <w:pPr>
+      <w:spacing w:before="0"/>
       <w:keepNext/>
       <w:keepLines/>
     </w:pPr>
@@ -20626,7 +20631,7 @@
     <w:pPr>
       <w:keepNext/>
       <w:keepLines/>
-      <w:spacing w:after="0" w:before="300"/>
+      <w:spacing w:after="0" w:before="0"/>
       <w:jc w:val="center"/>
     </w:pPr>
     <w:rPr>
@@ -20643,7 +20648,7 @@
     <w:pPr>
       <w:keepNext/>
       <w:keepLines/>
-      <w:spacing w:after="300" w:before="100"/>
+      <w:spacing w:after="300" w:before="0"/>
     </w:pPr>
     <w:rPr>
       <w:sz w:val="20"/>
@@ -20669,7 +20674,7 @@
     <w:pPr>
       <w:keepNext/>
       <w:keepLines/>
-      <w:spacing w:after="60" w:before="200"/>
+      <w:spacing w:after="60" w:before="120"/>
       <w:outlineLvl w:val="0"/>
     </w:pPr>
     <w:rPr>
@@ -20692,7 +20697,7 @@
     <w:pPr>
       <w:keepNext/>
       <w:keepLines/>
-      <w:spacing w:after="50" w:before="140"/>
+      <w:spacing w:after="50" w:before="100"/>
       <w:outlineLvl w:val="1"/>
     </w:pPr>
     <w:rPr>
@@ -20715,7 +20720,7 @@
     <w:pPr>
       <w:keepNext/>
       <w:keepLines/>
-      <w:spacing w:after="40" w:before="120"/>
+      <w:spacing w:after="40" w:before="80"/>
       <w:outlineLvl w:val="2"/>
     </w:pPr>
     <w:rPr>
@@ -20761,7 +20766,7 @@
     <w:pPr>
       <w:keepNext/>
       <w:keepLines/>
-      <w:spacing w:after="40" w:before="80"/>
+      <w:spacing w:after="40" w:before="60"/>
       <w:outlineLvl w:val="4"/>
     </w:pPr>
     <w:rPr>
@@ -20782,7 +20787,7 @@
     <w:pPr>
       <w:keepNext/>
       <w:keepLines/>
-      <w:spacing w:after="0" w:before="40"/>
+      <w:spacing w:after="0" w:before="60"/>
       <w:outlineLvl w:val="5"/>
     </w:pPr>
     <w:rPr>
@@ -20805,7 +20810,7 @@
     <w:pPr>
       <w:keepNext/>
       <w:keepLines/>
-      <w:spacing w:after="0" w:before="40"/>
+      <w:spacing w:after="0" w:before="60"/>
       <w:outlineLvl w:val="6"/>
     </w:pPr>
     <w:rPr>
@@ -20826,7 +20831,7 @@
     <w:pPr>
       <w:keepNext/>
       <w:keepLines/>
-      <w:spacing w:after="0"/>
+      <w:spacing w:after="0" w:before="60"/>
       <w:outlineLvl w:val="7"/>
     </w:pPr>
     <w:rPr>
@@ -20849,7 +20854,7 @@
     <w:pPr>
       <w:keepNext/>
       <w:keepLines/>
-      <w:spacing w:after="0"/>
+      <w:spacing w:after="0" w:before="60"/>
       <w:outlineLvl w:val="8"/>
     </w:pPr>
     <w:rPr>
@@ -20984,7 +20989,7 @@
     <w:unhideWhenUsed/>
     <w:qFormat/>
     <w:pPr>
-      <w:spacing w:after="50" w:before="50"/>
+      <w:spacing w:after="50" w:before="0"/>
       <w:ind w:firstLine="0" w:left="480" w:right="480"/>
     </w:pPr>
   </w:style>
@@ -21004,7 +21009,7 @@
     <w:unhideWhenUsed/>
     <w:qFormat/>
     <w:pPr>
-      <w:spacing w:after="100" w:before="100"/>
+      <w:spacing w:after="100" w:before="0"/>
       <w:ind w:firstLine="0" w:left="480" w:right="480"/>
     </w:pPr>
   </w:style>
@@ -21051,7 +21056,7 @@
     <w:pPr>
       <w:keepNext/>
       <w:keepLines/>
-      <w:spacing w:after="0"/>
+      <w:spacing w:after="0" w:before="0"/>
     </w:pPr>
     <w:rPr>
       <w:b/>
@@ -21076,6 +21081,7 @@
     <w:name w:val="Table Caption"/>
     <w:basedOn w:val="Caption"/>
     <w:pPr>
+      <w:spacing w:before="0"/>
       <w:keepNext/>
     </w:pPr>
   </w:style>
@@ -21091,6 +21097,7 @@
     <w:name w:val="Captioned Figure"/>
     <w:basedOn w:val="Figure"/>
     <w:pPr>
+      <w:spacing w:before="0"/>
       <w:keepNext/>
     </w:pPr>
   </w:style>
@@ -21133,7 +21140,7 @@
     <w:unhideWhenUsed/>
     <w:qFormat/>
     <w:pPr>
-      <w:spacing w:before="240" w:line="259" w:lineRule="auto"/>
+      <w:spacing w:before="0" w:line="259" w:lineRule="auto"/>
       <w:outlineLvl w:val="9"/>
     </w:pPr>
     <w:rPr>

--- a/docs/content/wrangling_data/wrangling_data_lecture.docx
+++ b/docs/content/wrangling_data/wrangling_data_lecture.docx
@@ -19702,333 +19702,6 @@
       </w:tr>
     </w:tbl>
     <w:bookmarkEnd w:id="163"/>
-    <w:bookmarkStart w:id="167" w:name="getting-unstuck"/>
-    <w:p>
-      <w:pPr>
-        <w:pStyle w:val="Heading2"/>
-      </w:pPr>
-      <w:r>
-        <w:t xml:space="preserve">Getting unstuck</w:t>
-      </w:r>
-    </w:p>
-    <w:p>
-      <w:pPr>
-        <w:pStyle w:val="FirstParagraph"/>
-      </w:pPr>
-      <w:r>
-        <w:t xml:space="preserve">When code breaks — and it will, that is normal:</w:t>
-      </w:r>
-    </w:p>
-    <w:p>
-      <w:pPr>
-        <w:pStyle w:val="Compact"/>
-        <w:numPr>
-          <w:ilvl w:val="0"/>
-          <w:numId w:val="1031"/>
-        </w:numPr>
-      </w:pPr>
-      <w:r>
-        <w:t xml:space="preserve">Read the</w:t>
-      </w:r>
-      <w:r>
-        <w:t xml:space="preserve"> </w:t>
-      </w:r>
-      <w:r>
-        <w:rPr>
-          <w:b/>
-          <w:bCs/>
-        </w:rPr>
-        <w:t xml:space="preserve">error message</w:t>
-      </w:r>
-      <w:r>
-        <w:t xml:space="preserve"> </w:t>
-      </w:r>
-      <w:r>
-        <w:t xml:space="preserve">out loud; it usually names the line</w:t>
-      </w:r>
-    </w:p>
-    <w:p>
-      <w:pPr>
-        <w:pStyle w:val="Compact"/>
-        <w:numPr>
-          <w:ilvl w:val="0"/>
-          <w:numId w:val="1031"/>
-        </w:numPr>
-      </w:pPr>
-      <w:r>
-        <w:t xml:space="preserve">Check the usual suspects:</w:t>
-      </w:r>
-      <w:r>
-        <w:t xml:space="preserve"> </w:t>
-      </w:r>
-      <w:r>
-        <w:rPr>
-          <w:rStyle w:val="VerbatimChar"/>
-        </w:rPr>
-        <w:t xml:space="preserve">library(tidyverse)</w:t>
-      </w:r>
-      <w:r>
-        <w:t xml:space="preserve"> </w:t>
-      </w:r>
-      <w:r>
-        <w:t xml:space="preserve">and</w:t>
-      </w:r>
-      <w:r>
-        <w:t xml:space="preserve"> </w:t>
-      </w:r>
-      <w:r>
-        <w:rPr>
-          <w:rStyle w:val="VerbatimChar"/>
-        </w:rPr>
-        <w:t xml:space="preserve">library(readxl)</w:t>
-      </w:r>
-      <w:r>
-        <w:t xml:space="preserve"> </w:t>
-      </w:r>
-      <w:r>
-        <w:t xml:space="preserve">loaded? Spelling? A missing</w:t>
-      </w:r>
-      <w:r>
-        <w:t xml:space="preserve"> </w:t>
-      </w:r>
-      <w:r>
-        <w:rPr>
-          <w:rStyle w:val="VerbatimChar"/>
-        </w:rPr>
-        <w:t xml:space="preserve">)</w:t>
-      </w:r>
-      <w:r>
-        <w:t xml:space="preserve"> </w:t>
-      </w:r>
-      <w:r>
-        <w:t xml:space="preserve">or</w:t>
-      </w:r>
-      <w:r>
-        <w:t xml:space="preserve"> </w:t>
-      </w:r>
-      <w:r>
-        <w:rPr>
-          <w:rStyle w:val="VerbatimChar"/>
-        </w:rPr>
-        <w:t xml:space="preserve">|&gt;</w:t>
-      </w:r>
-      <w:r>
-        <w:t xml:space="preserve"> </w:t>
-      </w:r>
-      <w:r>
-        <w:t xml:space="preserve">at the</w:t>
-      </w:r>
-      <w:r>
-        <w:t xml:space="preserve"> </w:t>
-      </w:r>
-      <w:r>
-        <w:rPr>
-          <w:i/>
-          <w:iCs/>
-        </w:rPr>
-        <w:t xml:space="preserve">start</w:t>
-      </w:r>
-      <w:r>
-        <w:t xml:space="preserve"> </w:t>
-      </w:r>
-      <w:r>
-        <w:t xml:space="preserve">of a line?</w:t>
-      </w:r>
-    </w:p>
-    <w:p>
-      <w:pPr>
-        <w:pStyle w:val="Compact"/>
-        <w:numPr>
-          <w:ilvl w:val="0"/>
-          <w:numId w:val="1031"/>
-        </w:numPr>
-      </w:pPr>
-      <w:r>
-        <w:rPr>
-          <w:rStyle w:val="VerbatimChar"/>
-        </w:rPr>
-        <w:t xml:space="preserve">?function_name</w:t>
-      </w:r>
-      <w:r>
-        <w:t xml:space="preserve"> </w:t>
-      </w:r>
-      <w:r>
-        <w:t xml:space="preserve">opens the help page</w:t>
-      </w:r>
-    </w:p>
-    <w:p>
-      <w:pPr>
-        <w:pStyle w:val="Compact"/>
-        <w:numPr>
-          <w:ilvl w:val="0"/>
-          <w:numId w:val="1031"/>
-        </w:numPr>
-      </w:pPr>
-      <w:r>
-        <w:t xml:space="preserve">Bring the</w:t>
-      </w:r>
-      <w:r>
-        <w:t xml:space="preserve"> </w:t>
-      </w:r>
-      <w:r>
-        <w:rPr>
-          <w:b/>
-          <w:bCs/>
-        </w:rPr>
-        <w:t xml:space="preserve">exact error</w:t>
-      </w:r>
-      <w:r>
-        <w:t xml:space="preserve"> </w:t>
-      </w:r>
-      <w:r>
-        <w:t xml:space="preserve">(copy-paste it) to class or office hours</w:t>
-      </w:r>
-    </w:p>
-    <w:p>
-      <w:pPr>
-        <w:pStyle w:val="FirstParagraph"/>
-      </w:pPr>
-      <w:hyperlink r:id="rId164">
-        <w:r>
-          <w:rPr>
-            <w:rStyle w:val="Hyperlink"/>
-          </w:rPr>
-          <w:t xml:space="preserve">📖 R4DS §8 — Workflow: getting help</w:t>
-        </w:r>
-      </w:hyperlink>
-    </w:p>
-    <w:tbl>
-      <w:tblPr>
-        <w:tblStyle w:val="Table"/>
-        <w:tblLook w:firstRow="0" w:lastRow="0" w:firstColumn="0" w:lastColumn="0" w:noHBand="0" w:noVBand="0" w:val="0000"/>
-        <w:tblBorders>
-          <w:top w:val="single" w:sz="4" w:space="0" w:color="0758E5"/>
-          <w:left w:val="single" w:sz="24" w:space="0" w:color="0758E5"/>
-          <w:bottom w:val="single" w:sz="4" w:space="0" w:color="0758E5"/>
-          <w:right w:val="single" w:sz="4" w:space="0" w:color="0758E5"/>
-        </w:tblBorders>
-        <w:tblCellMar>
-          <w:left w:w="144" w:type="dxa"/>
-          <w:right w:w="144" w:type="dxa"/>
-        </w:tblCellMar>
-        <w:tblLook w:firstRow="0" w:lastRow="0" w:firstColumn="0" w:lastColumn="0" w:noHBand="0" w:noVBand="0" w:val="0000"/>
-      </w:tblPr>
-      <w:tr>
-        <w:trPr>
-          <w:cantSplit/>
-        </w:trPr>
-        <w:tc>
-          <w:tcPr>
-            <w:shd w:color="auto" w:fill="dae6fb" w:val="clear"/>
-            <w:tcMar>
-              <w:top w:w="92" w:type="dxa"/>
-              <w:bottom w:w="92" w:type="dxa"/>
-            </w:tcMar>
-          </w:tcPr>
-          <w:p>
-            <w:pPr>
-              <w:pStyle w:val="BodyText"/>
-            </w:pPr>
-            <w:pPr>
-              <w:spacing w:before="0" w:after="0"/>
-              <w:textAlignment w:val="center"/>
-            </w:pPr>
-            <w:r>
-              <w:drawing>
-                <wp:inline>
-                  <wp:extent cx="152400" cy="152400"/>
-                  <wp:effectExtent b="0" l="0" r="0" t="0"/>
-                  <wp:docPr descr="" title="" id="165" name="Picture"/>
-                  <a:graphic>
-                    <a:graphicData uri="http://schemas.openxmlformats.org/drawingml/2006/picture">
-                      <pic:pic>
-                        <pic:nvPicPr>
-                          <pic:cNvPr descr="/Applications/Positron.app/Contents/Resources/app/quarto/share/formats/docx/note.png" id="166" name="Picture"/>
-                          <pic:cNvPicPr>
-                            <a:picLocks noChangeArrowheads="1" noChangeAspect="1"/>
-                          </pic:cNvPicPr>
-                        </pic:nvPicPr>
-                        <pic:blipFill>
-                          <a:blip r:embed="rId9"/>
-                          <a:stretch>
-                            <a:fillRect/>
-                          </a:stretch>
-                        </pic:blipFill>
-                        <pic:spPr bwMode="auto">
-                          <a:xfrm>
-                            <a:off x="0" y="0"/>
-                            <a:ext cx="152400" cy="152400"/>
-                          </a:xfrm>
-                          <a:prstGeom prst="rect">
-                            <a:avLst/>
-                          </a:prstGeom>
-                          <a:noFill/>
-                          <a:ln w="9525">
-                            <a:noFill/>
-                            <a:headEnd/>
-                            <a:tailEnd/>
-                          </a:ln>
-                        </pic:spPr>
-                      </pic:pic>
-                    </a:graphicData>
-                  </a:graphic>
-                </wp:inline>
-              </w:drawing>
-            </w:r>
-            <w:r>
-              <w:t xml:space="preserve"> </w:t>
-            </w:r>
-            <w:r>
-              <w:t xml:space="preserve"> </w:t>
-            </w:r>
-            <w:r>
-              <w:t xml:space="preserve">Note</w:t>
-            </w:r>
-          </w:p>
-        </w:tc>
-      </w:tr>
-      <w:tr>
-        <w:trPr>
-          <w:cantSplit/>
-        </w:trPr>
-        <w:tc>
-          <w:tcPr>
-            <w:tcMar>
-              <w:top w:w="108" w:type="dxa"/>
-              <w:bottom w:w="108" w:type="dxa"/>
-            </w:tcMar>
-          </w:tcPr>
-          <w:p>
-            <w:pPr>
-              <w:pStyle w:val="BodyText"/>
-            </w:pPr>
-            <w:pPr>
-              <w:spacing w:before="16"/>
-            </w:pPr>
-            <w:r>
-              <w:rPr>
-                <w:b/>
-                <w:bCs/>
-              </w:rPr>
-              <w:t xml:space="preserve">✅ Key idea</w:t>
-            </w:r>
-          </w:p>
-          <w:p>
-            <w:pPr>
-              <w:pStyle w:val="BodyText"/>
-            </w:pPr>
-            <w:pPr>
-              <w:spacing w:after="16"/>
-            </w:pPr>
-            <w:r>
-              <w:t xml:space="preserve">Every working scientist googles error messages daily. Getting stuck is not failing — it is the job.</w:t>
-            </w:r>
-          </w:p>
-          <w:p/>
-        </w:tc>
-      </w:tr>
-    </w:tbl>
-    <w:bookmarkEnd w:id="167"/>
     <w:sectPr>
       <w:pgSz w:h="15840" w:w="12240"/>
       <w:pgMar w:bottom="720" w:footer="360" w:gutter="0" w:header="360" w:left="1008" w:right="720" w:top="720"/>
@@ -20448,36 +20121,6 @@
   </w:num>
   <w:num w:numId="1030">
     <w:abstractNumId w:val="991"/>
-  </w:num>
-  <w:num w:numId="1031">
-    <w:abstractNumId w:val="99411"/>
-    <w:lvlOverride w:ilvl="0">
-      <w:startOverride w:val="1"/>
-    </w:lvlOverride>
-    <w:lvlOverride w:ilvl="1">
-      <w:startOverride w:val="1"/>
-    </w:lvlOverride>
-    <w:lvlOverride w:ilvl="2">
-      <w:startOverride w:val="1"/>
-    </w:lvlOverride>
-    <w:lvlOverride w:ilvl="3">
-      <w:startOverride w:val="1"/>
-    </w:lvlOverride>
-    <w:lvlOverride w:ilvl="4">
-      <w:startOverride w:val="1"/>
-    </w:lvlOverride>
-    <w:lvlOverride w:ilvl="5">
-      <w:startOverride w:val="1"/>
-    </w:lvlOverride>
-    <w:lvlOverride w:ilvl="6">
-      <w:startOverride w:val="1"/>
-    </w:lvlOverride>
-    <w:lvlOverride w:ilvl="7">
-      <w:startOverride w:val="1"/>
-    </w:lvlOverride>
-    <w:lvlOverride w:ilvl="8">
-      <w:startOverride w:val="1"/>
-    </w:lvlOverride>
   </w:num>
 </w:numbering>
 </file>
